--- a/packages/infra/templates/du-thao-bien-ban-hop.docx
+++ b/packages/infra/templates/du-thao-bien-ban-hop.docx
@@ -261,6 +261,15 @@
           <w:i w:val="0"/>
         </w:rPr>
         <w:t>................................................................</w:t>
+      </w:r>
+    </w:p>
+    <w:p>
+      <w:r>
+        <w:rPr>
+          <w:b w:val="0"/>
+          <w:i w:val="0"/>
+        </w:rPr>
+        <w:t xml:space="preserve">Nhận xét chung của Hội đồng: {generalComment}</w:t>
       </w:r>
     </w:p>
     <w:p>
